--- a/30-Ket-Qua/2026-10-21/Soan-Thao/CV-UBND_Xin-y-kien-BTC-BNV-gop-von-thanh-lap-DN-Dang-kiem_20261021_du-thao.docx
+++ b/30-Ket-Qua/2026-10-21/Soan-Thao/CV-UBND_Xin-y-kien-BTC-BNV-gop-von-thanh-lap-DN-Dang-kiem_20261021_du-thao.docx
@@ -502,6 +502,7 @@
     </w:p>
     <w:p>
       <w:pPr>
+        <w:widowControl w:val="0"/>
         <w:spacing w:before="60" w:after="60"/>
         <w:ind w:firstLine="720"/>
         <w:jc w:val="both"/>
@@ -517,8 +518,16 @@
           <w:szCs w:val="28"/>
           <w:lang w:val="nl-NL"/>
         </w:rPr>
+        <w:t xml:space="preserve">a) Đơn vị sự nghiệp công lập (cơ sở giáo dục nghề nghiệp công lập tự bảo </w:t>
+      </w:r>
+      <w:r>
+        <w:rPr>
+          <w:rFonts w:ascii="Times New Roman" w:hAnsi="Times New Roman"/>
+          <w:szCs w:val="28"/>
+          <w:lang w:val="nl-NL"/>
+        </w:rPr>
         <w:lastRenderedPageBreak/>
-        <w:t>a) Đơn vị sự nghiệp công lập (cơ sở giáo dục nghề nghiệp công lập tự bảo đảm một phần chi thường xuyên) có được sử dụng nguồn tài chính hợp pháp của đơn vị để góp vốn bằng tiền cùng nhà đầu tư thành lập công ty trách nhiệm hữu hạn hai thành viên trở lên theo hình thức liên doanh, liên kết hình thành pháp nhân mới quy định tại điểm c khoản 4 Điều 55 Nghị định số 186/2025/NĐ-CP hay không; trình tự, thủ tục và thẩm quyền quyết định việc góp vốn.</w:t>
+        <w:t>đảm một phần chi thường xuyên) có được sử dụng nguồn tài chính hợp pháp của đơn vị để góp vốn bằng tiền cùng nhà đầu tư thành lập công ty trách nhiệm hữu hạn hai thành viên trở lên theo hình thức liên doanh, liên kết hình thành pháp nhân mới quy định tại điểm c khoản 4 Điều 55 Nghị định số 186/2025/NĐ-CP hay không; trình tự, thủ tục và thẩm quyền quyết định việc góp vốn.</w:t>
       </w:r>
     </w:p>
     <w:p>
@@ -598,7 +607,23 @@
           <w:szCs w:val="28"/>
           <w:lang w:val="nl-NL"/>
         </w:rPr>
-        <w:t>2. Đề nghị Bộ Nội vụ hướng dẫn: Việc cử viên chức quản lý của đơn vị sự nghiệp công lập tham gia quản lý, làm người đại diện phần vốn hoặc Kiểm soát viên tại doanh nghiệp do đơn vị góp vốn (chế độ làm việc kiêm nhiệm hay chấm dứt quan hệ viên chức; chế độ tiền lương, thù lao).</w:t>
+        <w:t xml:space="preserve">2. Đề nghị Bộ Nội vụ hướng dẫn: Việc cử viên chức quản lý của đơn vị sự nghiệp công lập tham gia quản lý, làm người đại diện phần vốn hoặc Kiểm soát viên tại doanh nghiệp do đơn vị góp vốn </w:t>
+      </w:r>
+      <w:r>
+        <w:rPr>
+          <w:rFonts w:ascii="Times New Roman" w:hAnsi="Times New Roman"/>
+          <w:szCs w:val="28"/>
+          <w:lang w:val="nl-NL"/>
+        </w:rPr>
+        <w:t xml:space="preserve"> đối với trường hợp nêu trên </w:t>
+      </w:r>
+      <w:r>
+        <w:rPr>
+          <w:rFonts w:ascii="Times New Roman" w:hAnsi="Times New Roman"/>
+          <w:szCs w:val="28"/>
+          <w:lang w:val="nl-NL"/>
+        </w:rPr>
+        <w:t>(chế độ làm việc kiêm nhiệm hay chấm dứt quan hệ viên chức; chế độ tiền lương, thù lao).</w:t>
       </w:r>
     </w:p>
     <w:p>
@@ -608,6 +633,8 @@
         <w:jc w:val="both"/>
         <w:rPr>
           <w:rFonts w:ascii="Times New Roman" w:hAnsi="Times New Roman"/>
+          <w:i/>
+          <w:iCs/>
           <w:szCs w:val="28"/>
           <w:lang w:val="nl-NL"/>
         </w:rPr>
@@ -615,6 +642,8 @@
       <w:r>
         <w:rPr>
           <w:rFonts w:ascii="Times New Roman" w:hAnsi="Times New Roman"/>
+          <w:i/>
+          <w:iCs/>
           <w:szCs w:val="28"/>
           <w:lang w:val="nl-NL"/>
         </w:rPr>
